--- a/asserts/annual_calendar_english.docx
+++ b/asserts/annual_calendar_english.docx
@@ -186,7 +186,6 @@
                                 <w:lang w:bidi="hi-IN"/>
                               </w:rPr>
                             </w:pPr>
-                            <w:proofErr w:type="gramStart"/>
                             <w:r>
                               <w:rPr>
                                 <w:rFonts w:ascii="Aparajita" w:hAnsi="Aparajita" w:cs="Aparajita"/>
@@ -207,7 +206,6 @@
                               </w:rPr>
                               <w:t>-</w:t>
                             </w:r>
-                            <w:proofErr w:type="gramEnd"/>
                             <w:r>
                               <w:rPr>
                                 <w:rFonts w:ascii="Aparajita" w:hAnsi="Aparajita" w:cs="Aparajita"/>
@@ -280,7 +278,6 @@
                           <w:lang w:bidi="hi-IN"/>
                         </w:rPr>
                       </w:pPr>
-                      <w:proofErr w:type="gramStart"/>
                       <w:r>
                         <w:rPr>
                           <w:rFonts w:ascii="Aparajita" w:hAnsi="Aparajita" w:cs="Aparajita"/>
@@ -301,7 +298,6 @@
                         </w:rPr>
                         <w:t>-</w:t>
                       </w:r>
-                      <w:proofErr w:type="gramEnd"/>
                       <w:r>
                         <w:rPr>
                           <w:rFonts w:ascii="Aparajita" w:hAnsi="Aparajita" w:cs="Aparajita"/>
@@ -17449,7 +17445,6 @@
                                 <w:lang w:bidi="hi-IN"/>
                               </w:rPr>
                             </w:pPr>
-                            <w:proofErr w:type="gramStart"/>
                             <w:r>
                               <w:rPr>
                                 <w:color w:val="FF0000"/>
@@ -17464,7 +17459,6 @@
                               </w:rPr>
                               <w:t>-</w:t>
                             </w:r>
-                            <w:proofErr w:type="gramEnd"/>
                             <w:r>
                               <w:rPr>
                                 <w:color w:val="FF0000"/>
@@ -17528,7 +17522,6 @@
                           <w:lang w:bidi="hi-IN"/>
                         </w:rPr>
                       </w:pPr>
-                      <w:proofErr w:type="gramStart"/>
                       <w:r>
                         <w:rPr>
                           <w:color w:val="FF0000"/>
@@ -17543,7 +17536,6 @@
                         </w:rPr>
                         <w:t>-</w:t>
                       </w:r>
-                      <w:proofErr w:type="gramEnd"/>
                       <w:r>
                         <w:rPr>
                           <w:color w:val="FF0000"/>
@@ -20870,10 +20862,9 @@
                 <w:rFonts w:ascii="Aparajita" w:hAnsi="Aparajita" w:cs="Aparajita"/>
                 <w:sz w:val="24"/>
                 <w:szCs w:val="24"/>
-                <w:cs/>
-                <w:lang w:bidi="hi-IN"/>
-              </w:rPr>
-              <w:t xml:space="preserve">शुक्रवर </w:t>
+                <w:lang w:bidi="hi-IN"/>
+              </w:rPr>
+              <w:t>Friday</w:t>
             </w:r>
           </w:p>
         </w:tc>
@@ -30767,29 +30758,7 @@
         <w:szCs w:val="28"/>
         <w:lang w:val="en" w:bidi="hi-IN"/>
       </w:rPr>
-      <w:t xml:space="preserve">Village + P.O. – Aiyar, </w:t>
-    </w:r>
-    <w:proofErr w:type="spellStart"/>
-    <w:r>
-      <w:rPr>
-        <w:b/>
-        <w:bCs/>
-        <w:sz w:val="28"/>
-        <w:szCs w:val="28"/>
-        <w:lang w:val="en" w:bidi="hi-IN"/>
-      </w:rPr>
-      <w:t>Bhojpur</w:t>
-    </w:r>
-    <w:proofErr w:type="spellEnd"/>
-    <w:r>
-      <w:rPr>
-        <w:b/>
-        <w:bCs/>
-        <w:sz w:val="28"/>
-        <w:szCs w:val="28"/>
-        <w:lang w:val="en" w:bidi="hi-IN"/>
-      </w:rPr>
-      <w:t>, Bihar</w:t>
+      <w:t>Village + P.O. – Aiyar, Bhojpur, Bihar</w:t>
     </w:r>
     <w:r>
       <w:rPr>
@@ -31369,6 +31338,7 @@
   <w:style w:type="character" w:default="1" w:styleId="DefaultParagraphFont">
     <w:name w:val="Default Paragraph Font"/>
     <w:uiPriority w:val="1"/>
+    <w:semiHidden/>
     <w:unhideWhenUsed/>
   </w:style>
   <w:style w:type="table" w:default="1" w:styleId="TableNormal">
